--- a/docs/FSCA Compliance/CAEP Licensing - Preliminary Licensing Questionnaire v4.0 202605 - BitWealth Responses.docx
+++ b/docs/FSCA Compliance/CAEP Licensing - Preliminary Licensing Questionnaire v4.0 202605 - BitWealth Responses.docx
@@ -567,16 +567,8 @@
                 <w:rFonts w:ascii="Calibri" w:hAnsi="Calibri"/>
               </w:rPr>
               <w:br/>
-              <w:t xml:space="preserve">• Ingests on-chain LTH cost-basis data daily from </w:t>
-            </w:r>
-            <w:proofErr w:type="spellStart"/>
-            <w:r>
-              <w:rPr>
-                <w:rFonts w:ascii="Calibri" w:hAnsi="Calibri"/>
-              </w:rPr>
-              <w:t>ChartInspect</w:t>
-            </w:r>
-            <w:proofErr w:type="spellEnd"/>
+              <w:t>• Ingests on-chain LTH cost-basis data daily</w:t>
+            </w:r>
             <w:r>
               <w:rPr>
                 <w:rFonts w:ascii="Calibri" w:hAnsi="Calibri"/>
@@ -1102,19 +1094,6 @@
               <w:rPr>
                 <w:rFonts w:ascii="Calibri" w:hAnsi="Calibri"/>
               </w:rPr>
-              <w:t>Yes — both candidates identified:</w:t>
-            </w:r>
-            <w:r>
-              <w:rPr>
-                <w:rFonts w:ascii="Calibri" w:hAnsi="Calibri"/>
-              </w:rPr>
-              <w:br/>
-            </w:r>
-            <w:r>
-              <w:rPr>
-                <w:rFonts w:ascii="Calibri" w:hAnsi="Calibri"/>
-              </w:rPr>
-              <w:br/>
               <w:t>1. Davin Harald Gaier — Founder. No prior FSP appointments.</w:t>
             </w:r>
             <w:r>
@@ -1216,20 +1195,19 @@
                 <w:rFonts w:ascii="Calibri" w:hAnsi="Calibri"/>
               </w:rPr>
               <w:br/>
-              <w:t xml:space="preserve">• FAIS-recognised qualifications: none confirmed at this stage — would value CAEP's input on which existing </w:t>
+              <w:t>• FAIS-recognised qualifications: none confirmed at this stage — would value CAEP's input on which existing qualifications/experience may be recognised under the FAIS fit-and-proper framework</w:t>
+            </w:r>
+            <w:r>
+              <w:rPr>
+                <w:rFonts w:ascii="Calibri" w:hAnsi="Calibri"/>
+              </w:rPr>
+              <w:br/>
             </w:r>
             <w:r>
               <w:rPr>
                 <w:rFonts w:ascii="Calibri" w:hAnsi="Calibri"/>
               </w:rPr>
               <w:lastRenderedPageBreak/>
-              <w:t>qualifications/experience may be recognised under the FAIS fit-and-proper framework</w:t>
-            </w:r>
-            <w:r>
-              <w:rPr>
-                <w:rFonts w:ascii="Calibri" w:hAnsi="Calibri"/>
-              </w:rPr>
-              <w:br/>
               <w:t>• RE5: not yet completed — willing to complete on CAEP's recommended timeline before or shortly after appointment</w:t>
             </w:r>
             <w:r>
@@ -1517,6 +1495,11 @@
             <w:hideMark/>
           </w:tcPr>
           <w:p>
+            <w:pPr>
+              <w:rPr>
+                <w:rFonts w:ascii="Calibri" w:hAnsi="Calibri"/>
+              </w:rPr>
+            </w:pPr>
             <w:r>
               <w:rPr>
                 <w:rFonts w:ascii="Calibri" w:hAnsi="Calibri"/>
@@ -1568,7 +1551,19 @@
                 <w:rFonts w:ascii="Calibri" w:hAnsi="Calibri"/>
               </w:rPr>
               <w:br/>
-              <w:t>• Discretion limits: trade sizing and timing within published rules; no leverage; no derivatives; no custody — funds remain in client's own VALR sub-account</w:t>
+              <w:t xml:space="preserve">• Discretion limits: trade sizing and timing within published rules; no leverage; no derivatives; no custody — funds remain in </w:t>
+            </w:r>
+            <w:r>
+              <w:rPr>
+                <w:rFonts w:ascii="Calibri" w:hAnsi="Calibri"/>
+              </w:rPr>
+              <w:t xml:space="preserve">the client’s segregated subaccount within BitWealth’s corporate VALR account or </w:t>
+            </w:r>
+            <w:r>
+              <w:rPr>
+                <w:rFonts w:ascii="Calibri" w:hAnsi="Calibri"/>
+              </w:rPr>
+              <w:t>client's own VALR account</w:t>
             </w:r>
             <w:r>
               <w:rPr>
@@ -1720,13 +1715,6 @@
                 <w:rFonts w:ascii="Calibri" w:hAnsi="Calibri"/>
               </w:rPr>
               <w:br/>
-              <w:t>• Securities and Instruments — Shares (potentially, for future strategies)</w:t>
-            </w:r>
-            <w:r>
-              <w:rPr>
-                <w:rFonts w:ascii="Calibri" w:hAnsi="Calibri"/>
-              </w:rPr>
-              <w:br/>
               <w:t>• Crypto Assets — under the FSCA's Crypto Asset Service Provider (CASP) framework. This is the principal category required.</w:t>
             </w:r>
             <w:r>
@@ -2028,13 +2016,14 @@
                 <w:rFonts w:ascii="Calibri" w:hAnsi="Calibri"/>
               </w:rPr>
               <w:br/>
+              <w:t>• Client funds the sub-account in ZAR; BitWealth purchases/sells BTC on the client's behalf within that sub-</w:t>
             </w:r>
             <w:r>
               <w:rPr>
                 <w:rFonts w:ascii="Calibri" w:hAnsi="Calibri"/>
               </w:rPr>
               <w:lastRenderedPageBreak/>
-              <w:t>• Client funds the sub-account in ZAR; BitWealth purchases/sells BTC on the client's behalf within that sub-account in line with the daily strategy signal</w:t>
+              <w:t>account in line with the daily strategy signal</w:t>
             </w:r>
             <w:r>
               <w:rPr>
@@ -2390,20 +2379,21 @@
                 <w:rFonts w:ascii="Calibri" w:hAnsi="Calibri"/>
               </w:rPr>
               <w:br/>
+              <w:t>• NAV per client (in ZAR)</w:t>
+            </w:r>
+            <w:r>
+              <w:rPr>
+                <w:rFonts w:ascii="Calibri" w:hAnsi="Calibri"/>
+              </w:rPr>
+              <w:br/>
+              <w:t xml:space="preserve">• Time-Weighted Return (TWR) and Money-Weighted Return </w:t>
             </w:r>
             <w:r>
               <w:rPr>
                 <w:rFonts w:ascii="Calibri" w:hAnsi="Calibri"/>
               </w:rPr>
               <w:lastRenderedPageBreak/>
-              <w:t>• NAV per client (in ZAR)</w:t>
-            </w:r>
-            <w:r>
-              <w:rPr>
-                <w:rFonts w:ascii="Calibri" w:hAnsi="Calibri"/>
-              </w:rPr>
-              <w:br/>
-              <w:t>• Time-Weighted Return (TWR) and Money-Weighted Return (MWR)</w:t>
+              <w:t>(MWR)</w:t>
             </w:r>
             <w:r>
               <w:rPr>
@@ -2759,24 +2749,19 @@
                 <w:rFonts w:ascii="Calibri" w:hAnsi="Calibri"/>
               </w:rPr>
               <w:br/>
+              <w:t>7. Client withdrawals are initiated by the client directly from their own VALR account back to their own SA bank account.</w:t>
+            </w:r>
+            <w:r>
+              <w:rPr>
+                <w:rFonts w:ascii="Calibri" w:hAnsi="Calibri"/>
+              </w:rPr>
+              <w:br/>
             </w:r>
             <w:r>
               <w:rPr>
                 <w:rFonts w:ascii="Calibri" w:hAnsi="Calibri"/>
               </w:rPr>
               <w:lastRenderedPageBreak/>
-              <w:t>7. Client withdrawals are initiated by the client directly from their own VALR account back to their own SA bank account.</w:t>
-            </w:r>
-            <w:r>
-              <w:rPr>
-                <w:rFonts w:ascii="Calibri" w:hAnsi="Calibri"/>
-              </w:rPr>
-              <w:br/>
-            </w:r>
-            <w:r>
-              <w:rPr>
-                <w:rFonts w:ascii="Calibri" w:hAnsi="Calibri"/>
-              </w:rPr>
               <w:br/>
               <w:t>BitWealth at no point receives, holds, pools or has withdrawal authority over client cash or crypto.</w:t>
             </w:r>
@@ -3274,7 +3259,6 @@
                 <w:color w:val="143038" w:themeColor="text1"/>
                 <w:szCs w:val="20"/>
               </w:rPr>
-              <w:lastRenderedPageBreak/>
               <w:t>18.</w:t>
             </w:r>
           </w:p>
@@ -3322,6 +3306,12 @@
                 <w:rFonts w:ascii="Calibri" w:hAnsi="Calibri"/>
               </w:rPr>
               <w:br/>
+            </w:r>
+            <w:r>
+              <w:rPr>
+                <w:rFonts w:ascii="Calibri" w:hAnsi="Calibri"/>
+              </w:rPr>
+              <w:lastRenderedPageBreak/>
               <w:t>For completeness:</w:t>
             </w:r>
             <w:r>
@@ -3379,6 +3369,7 @@
                 <w:color w:val="143038" w:themeColor="text1"/>
                 <w:szCs w:val="20"/>
               </w:rPr>
+              <w:lastRenderedPageBreak/>
               <w:t>19.</w:t>
             </w:r>
           </w:p>
@@ -3762,21 +3753,7 @@
                 <w:rFonts w:ascii="Calibri" w:hAnsi="Calibri"/>
               </w:rPr>
               <w:br/>
-              <w:t xml:space="preserve">• </w:t>
-            </w:r>
-            <w:proofErr w:type="gramStart"/>
-            <w:r>
-              <w:rPr>
-                <w:rFonts w:ascii="Calibri" w:hAnsi="Calibri"/>
-              </w:rPr>
-              <w:t>Non-resident</w:t>
-            </w:r>
-            <w:proofErr w:type="gramEnd"/>
-            <w:r>
-              <w:rPr>
-                <w:rFonts w:ascii="Calibri" w:hAnsi="Calibri"/>
-              </w:rPr>
-              <w:t xml:space="preserve"> professional/HNW investors via appropriate cross-border structures</w:t>
+              <w:t>• Non-resident professional/HNW investors via appropriate cross-border structures</w:t>
             </w:r>
             <w:r>
               <w:rPr>
@@ -3829,7 +3806,6 @@
               <w:rPr>
                 <w:color w:val="143038"/>
               </w:rPr>
-              <w:lastRenderedPageBreak/>
               <w:t>24.</w:t>
             </w:r>
           </w:p>
@@ -3865,7 +3841,14 @@
               <w:rPr>
                 <w:color w:val="143038"/>
               </w:rPr>
-              <w:t xml:space="preserve"> will you source clients/leads (e.g., referrals, in-house sales, digital marketing, call centre, introducers, tied arrangements, corporate partnerships)? Describe your sales journey from lead to onboarding.</w:t>
+              <w:t xml:space="preserve"> will you source clients/leads (e.g., referrals, in-</w:t>
+            </w:r>
+            <w:r>
+              <w:rPr>
+                <w:color w:val="143038"/>
+              </w:rPr>
+              <w:lastRenderedPageBreak/>
+              <w:t>house sales, digital marketing, call centre, introducers, tied arrangements, corporate partnerships)? Describe your sales journey from lead to onboarding.</w:t>
             </w:r>
           </w:p>
           <w:p/>
@@ -3887,6 +3870,7 @@
               <w:rPr>
                 <w:rFonts w:ascii="Calibri" w:hAnsi="Calibri"/>
               </w:rPr>
+              <w:lastRenderedPageBreak/>
               <w:t>Distribution model:</w:t>
             </w:r>
             <w:r>
@@ -3900,6 +3884,12 @@
                 <w:rFonts w:ascii="Calibri" w:hAnsi="Calibri"/>
               </w:rPr>
               <w:br/>
+            </w:r>
+            <w:r>
+              <w:rPr>
+                <w:rFonts w:ascii="Calibri" w:hAnsi="Calibri"/>
+              </w:rPr>
+              <w:lastRenderedPageBreak/>
               <w:t>1. Founder's direct network — initial pilot users and HNW introductions (Months 1–6)</w:t>
             </w:r>
             <w:r>
@@ -4030,6 +4020,7 @@
               <w:rPr>
                 <w:color w:val="143038"/>
               </w:rPr>
+              <w:lastRenderedPageBreak/>
               <w:t>25.</w:t>
             </w:r>
           </w:p>
@@ -4211,14 +4202,7 @@
               <w:rPr>
                 <w:color w:val="143038"/>
               </w:rPr>
-              <w:t xml:space="preserve">Describe your remuneration model (fees, commission, share of fees, performance fees, retainer, etc.). Please estimate </w:t>
-            </w:r>
-            <w:r>
-              <w:rPr>
-                <w:color w:val="143038"/>
-              </w:rPr>
-              <w:lastRenderedPageBreak/>
-              <w:t>expected monthly/annual revenue and the main revenue drivers.</w:t>
+              <w:t>Describe your remuneration model (fees, commission, share of fees, performance fees, retainer, etc.). Please estimate expected monthly/annual revenue and the main revenue drivers.</w:t>
             </w:r>
           </w:p>
           <w:p/>
@@ -4240,34 +4224,32 @@
               <w:rPr>
                 <w:rFonts w:ascii="Calibri" w:hAnsi="Calibri"/>
               </w:rPr>
+              <w:t>Remuneration model — two layers:</w:t>
+            </w:r>
+            <w:r>
+              <w:rPr>
+                <w:rFonts w:ascii="Calibri" w:hAnsi="Calibri"/>
+              </w:rPr>
+              <w:br/>
+            </w:r>
+            <w:r>
+              <w:rPr>
+                <w:rFonts w:ascii="Calibri" w:hAnsi="Calibri"/>
+              </w:rPr>
+              <w:br/>
+              <w:t>1. Annual management fee: 1.50% – 2.00% per annum (charged monthly in arrears on average daily AUM) — to be finalised with CAEP based on CAEP fee-share and market comparables</w:t>
+            </w:r>
+            <w:r>
+              <w:rPr>
+                <w:rFonts w:ascii="Calibri" w:hAnsi="Calibri"/>
+              </w:rPr>
+              <w:br/>
+            </w:r>
+            <w:r>
+              <w:rPr>
+                <w:rFonts w:ascii="Calibri" w:hAnsi="Calibri"/>
+              </w:rPr>
               <w:lastRenderedPageBreak/>
-              <w:t>Remuneration model — two layers:</w:t>
-            </w:r>
-            <w:r>
-              <w:rPr>
-                <w:rFonts w:ascii="Calibri" w:hAnsi="Calibri"/>
-              </w:rPr>
-              <w:br/>
-            </w:r>
-            <w:r>
-              <w:rPr>
-                <w:rFonts w:ascii="Calibri" w:hAnsi="Calibri"/>
-              </w:rPr>
-              <w:br/>
-              <w:t xml:space="preserve">1. Annual management fee: 1.50% – 2.00% per annum </w:t>
-            </w:r>
-            <w:r>
-              <w:rPr>
-                <w:rFonts w:ascii="Calibri" w:hAnsi="Calibri"/>
-              </w:rPr>
-              <w:lastRenderedPageBreak/>
-              <w:t>(charged monthly in arrears on average daily AUM) — to be finalised with CAEP based on CAEP fee-share and market comparables</w:t>
-            </w:r>
-            <w:r>
-              <w:rPr>
-                <w:rFonts w:ascii="Calibri" w:hAnsi="Calibri"/>
-              </w:rPr>
-              <w:br/>
               <w:t>2. Performance fee: 15% – 20% of outperformance versus the Standard DCA benchmark, measured on a per-client high-water-mark basis and crystallised quarterly or annually (final structure to be agreed with CAEP)</w:t>
             </w:r>
             <w:r>
@@ -4578,34 +4560,33 @@
                 <w:rFonts w:ascii="Calibri" w:hAnsi="Calibri"/>
               </w:rPr>
               <w:br/>
-              <w:t xml:space="preserve">• Annual statutory audit — external audit firm (introduction </w:t>
+              <w:t>• Annual statutory audit — external audit firm (introduction welcomed)</w:t>
+            </w:r>
+            <w:r>
+              <w:rPr>
+                <w:rFonts w:ascii="Calibri" w:hAnsi="Calibri"/>
+              </w:rPr>
+              <w:br/>
+              <w:t>• PI insurance — external broker (introduction welcomed)</w:t>
+            </w:r>
+            <w:r>
+              <w:rPr>
+                <w:rFonts w:ascii="Calibri" w:hAnsi="Calibri"/>
+              </w:rPr>
+              <w:br/>
+              <w:t>• Trade execution and exchange — VALR</w:t>
+            </w:r>
+            <w:r>
+              <w:rPr>
+                <w:rFonts w:ascii="Calibri" w:hAnsi="Calibri"/>
+              </w:rPr>
+              <w:br/>
             </w:r>
             <w:r>
               <w:rPr>
                 <w:rFonts w:ascii="Calibri" w:hAnsi="Calibri"/>
               </w:rPr>
               <w:lastRenderedPageBreak/>
-              <w:t>welcomed)</w:t>
-            </w:r>
-            <w:r>
-              <w:rPr>
-                <w:rFonts w:ascii="Calibri" w:hAnsi="Calibri"/>
-              </w:rPr>
-              <w:br/>
-              <w:t>• PI insurance — external broker (introduction welcomed)</w:t>
-            </w:r>
-            <w:r>
-              <w:rPr>
-                <w:rFonts w:ascii="Calibri" w:hAnsi="Calibri"/>
-              </w:rPr>
-              <w:br/>
-              <w:t>• Trade execution and exchange — VALR</w:t>
-            </w:r>
-            <w:r>
-              <w:rPr>
-                <w:rFonts w:ascii="Calibri" w:hAnsi="Calibri"/>
-              </w:rPr>
-              <w:br/>
               <w:t>• On-chain data — CryptoQuant</w:t>
             </w:r>
             <w:r>
@@ -4996,20 +4977,21 @@
                 <w:rFonts w:ascii="Calibri" w:hAnsi="Calibri"/>
               </w:rPr>
               <w:br/>
+              <w:t>• PostgreSQL on Supabase (multi-schema: public / lth_pvr / lth_pvr_bt for back-testing isolation)</w:t>
+            </w:r>
+            <w:r>
+              <w:rPr>
+                <w:rFonts w:ascii="Calibri" w:hAnsi="Calibri"/>
+              </w:rPr>
+              <w:br/>
+              <w:t xml:space="preserve">• Pipeline orchestration via pg_cron (scheduled jobs at 03:00 </w:t>
             </w:r>
             <w:r>
               <w:rPr>
                 <w:rFonts w:ascii="Calibri" w:hAnsi="Calibri"/>
               </w:rPr>
               <w:lastRenderedPageBreak/>
-              <w:t>• PostgreSQL on Supabase (multi-schema: public / lth_pvr / lth_pvr_bt for back-testing isolation)</w:t>
-            </w:r>
-            <w:r>
-              <w:rPr>
-                <w:rFonts w:ascii="Calibri" w:hAnsi="Calibri"/>
-              </w:rPr>
-              <w:br/>
-              <w:t>• Pipeline orchestration via pg_cron (scheduled jobs at 03:00 UTC and 30-min guards)</w:t>
+              <w:t>UTC and 30-min guards)</w:t>
             </w:r>
             <w:r>
               <w:rPr>
@@ -5289,20 +5271,19 @@
                 <w:rFonts w:ascii="Calibri" w:hAnsi="Calibri"/>
               </w:rPr>
               <w:br/>
-              <w:t xml:space="preserve">• No 'robo-advice' in the FAIS sense: BitWealth does not </w:t>
+              <w:t>• No 'robo-advice' in the FAIS sense: BitWealth does not provide personalised financial advice. It provides a single discretionary mandate that the client elects to enter into after a Representative-led suitability discussion</w:t>
+            </w:r>
+            <w:r>
+              <w:rPr>
+                <w:rFonts w:ascii="Calibri" w:hAnsi="Calibri"/>
+              </w:rPr>
+              <w:br/>
             </w:r>
             <w:r>
               <w:rPr>
                 <w:rFonts w:ascii="Calibri" w:hAnsi="Calibri"/>
               </w:rPr>
               <w:lastRenderedPageBreak/>
-              <w:t>provide personalised financial advice. It provides a single discretionary mandate that the client elects to enter into after a Representative-led suitability discussion</w:t>
-            </w:r>
-            <w:r>
-              <w:rPr>
-                <w:rFonts w:ascii="Calibri" w:hAnsi="Calibri"/>
-              </w:rPr>
-              <w:br/>
               <w:t>• Daily digital reporting: real-time portal access to NAV, holdings, performance vs Standard DCA benchmark, transaction history</w:t>
             </w:r>
             <w:r>
@@ -5642,20 +5623,21 @@
                 <w:rFonts w:ascii="Calibri" w:hAnsi="Calibri"/>
               </w:rPr>
               <w:br/>
+              <w:t>• Confirm CAEP CASP authorisation status and indicative timeline (critical path)</w:t>
+            </w:r>
+            <w:r>
+              <w:rPr>
+                <w:rFonts w:ascii="Calibri" w:hAnsi="Calibri"/>
+              </w:rPr>
+              <w:br/>
+              <w:t xml:space="preserve">• Fit-and-proper documentation for both appointees and any </w:t>
             </w:r>
             <w:r>
               <w:rPr>
                 <w:rFonts w:ascii="Calibri" w:hAnsi="Calibri"/>
               </w:rPr>
               <w:lastRenderedPageBreak/>
-              <w:t>• Confirm CAEP CASP authorisation status and indicative timeline (critical path)</w:t>
-            </w:r>
-            <w:r>
-              <w:rPr>
-                <w:rFonts w:ascii="Calibri" w:hAnsi="Calibri"/>
-              </w:rPr>
-              <w:br/>
-              <w:t>• Fit-and-proper documentation for both appointees and any qualification gap-fill (e.g. RE5)</w:t>
+              <w:t>qualification gap-fill (e.g. RE5)</w:t>
             </w:r>
             <w:r>
               <w:rPr>
@@ -5920,21 +5902,7 @@
                               <w:rPr>
                                 <w:u w:color="143038"/>
                               </w:rPr>
-                              <w:t xml:space="preserve">Stephen Robert </w:t>
-                            </w:r>
-                            <w:proofErr w:type="gramStart"/>
-                            <w:r>
-                              <w:rPr>
-                                <w:u w:color="143038"/>
-                              </w:rPr>
-                              <w:t>Pratt  |</w:t>
-                            </w:r>
-                            <w:proofErr w:type="gramEnd"/>
-                            <w:r>
-                              <w:rPr>
-                                <w:u w:color="143038"/>
-                              </w:rPr>
-                              <w:t xml:space="preserve">  Nicola Anne Oates</w:t>
+                              <w:t>Stephen Robert Pratt  |  Nicola Anne Oates</w:t>
                             </w:r>
                           </w:p>
                         </w:txbxContent>
@@ -6284,21 +6252,7 @@
                         <w:rPr>
                           <w:u w:color="143038"/>
                         </w:rPr>
-                        <w:t xml:space="preserve">Stephen Robert </w:t>
-                      </w:r>
-                      <w:proofErr w:type="gramStart"/>
-                      <w:r>
-                        <w:rPr>
-                          <w:u w:color="143038"/>
-                        </w:rPr>
-                        <w:t>Pratt  |</w:t>
-                      </w:r>
-                      <w:proofErr w:type="gramEnd"/>
-                      <w:r>
-                        <w:rPr>
-                          <w:u w:color="143038"/>
-                        </w:rPr>
-                        <w:t xml:space="preserve">  Nicola Anne Oates</w:t>
+                        <w:t>Stephen Robert Pratt  |  Nicola Anne Oates</w:t>
                       </w:r>
                     </w:p>
                   </w:txbxContent>
@@ -6604,21 +6558,7 @@
                               <w:rPr>
                                 <w:u w:color="143038"/>
                               </w:rPr>
-                              <w:t xml:space="preserve">Stephen Robert </w:t>
-                            </w:r>
-                            <w:proofErr w:type="gramStart"/>
-                            <w:r>
-                              <w:rPr>
-                                <w:u w:color="143038"/>
-                              </w:rPr>
-                              <w:t>Pratt  |</w:t>
-                            </w:r>
-                            <w:proofErr w:type="gramEnd"/>
-                            <w:r>
-                              <w:rPr>
-                                <w:u w:color="143038"/>
-                              </w:rPr>
-                              <w:t xml:space="preserve">  Nicola Anne Oates</w:t>
+                              <w:t>Stephen Robert Pratt  |  Nicola Anne Oates</w:t>
                             </w:r>
                           </w:p>
                         </w:txbxContent>
@@ -7002,21 +6942,7 @@
                         <w:rPr>
                           <w:u w:color="143038"/>
                         </w:rPr>
-                        <w:t xml:space="preserve">Stephen Robert </w:t>
-                      </w:r>
-                      <w:proofErr w:type="gramStart"/>
-                      <w:r>
-                        <w:rPr>
-                          <w:u w:color="143038"/>
-                        </w:rPr>
-                        <w:t>Pratt  |</w:t>
-                      </w:r>
-                      <w:proofErr w:type="gramEnd"/>
-                      <w:r>
-                        <w:rPr>
-                          <w:u w:color="143038"/>
-                        </w:rPr>
-                        <w:t xml:space="preserve">  Nicola Anne Oates</w:t>
+                        <w:t>Stephen Robert Pratt  |  Nicola Anne Oates</w:t>
                       </w:r>
                     </w:p>
                   </w:txbxContent>

--- a/docs/FSCA Compliance/CAEP Licensing - Preliminary Licensing Questionnaire v4.0 202605 - BitWealth Responses.docx
+++ b/docs/FSCA Compliance/CAEP Licensing - Preliminary Licensing Questionnaire v4.0 202605 - BitWealth Responses.docx
@@ -392,7 +392,31 @@
                 <w:rFonts w:ascii="Calibri" w:hAnsi="Calibri"/>
               </w:rPr>
               <w:br/>
-              <w:t xml:space="preserve">2. Simon Hobday (intended appointment as Distribution Director, subject to formal agreement currently in progress) — responsible for client distribution, lead generation and onboarding. Qualifications and prior FSP history: </w:t>
+              <w:t xml:space="preserve">2. Simon </w:t>
+            </w:r>
+            <w:r>
+              <w:rPr>
+                <w:rFonts w:ascii="Calibri" w:hAnsi="Calibri"/>
+              </w:rPr>
+              <w:t xml:space="preserve">Henry Newbold </w:t>
+            </w:r>
+            <w:r>
+              <w:rPr>
+                <w:rFonts w:ascii="Calibri" w:hAnsi="Calibri"/>
+              </w:rPr>
+              <w:t>Hobday (intended appointment as Distribution Director, subject to formal agreement currently in progress) — responsible for client distribution</w:t>
+            </w:r>
+            <w:r>
+              <w:rPr>
+                <w:rFonts w:ascii="Calibri" w:hAnsi="Calibri"/>
+              </w:rPr>
+              <w:t xml:space="preserve"> and</w:t>
+            </w:r>
+            <w:r>
+              <w:rPr>
+                <w:rFonts w:ascii="Calibri" w:hAnsi="Calibri"/>
+              </w:rPr>
+              <w:t xml:space="preserve"> lead generation. Qualifications and prior FSP history: </w:t>
             </w:r>
             <w:r>
               <w:rPr>
@@ -1101,7 +1125,19 @@
                 <w:rFonts w:ascii="Calibri" w:hAnsi="Calibri"/>
               </w:rPr>
               <w:br/>
-              <w:t xml:space="preserve">2. Simon Hobday — intended Distribution Director. Prior FSP appointment history: </w:t>
+              <w:t xml:space="preserve">2. Simon </w:t>
+            </w:r>
+            <w:r>
+              <w:rPr>
+                <w:rFonts w:ascii="Calibri" w:hAnsi="Calibri"/>
+              </w:rPr>
+              <w:t xml:space="preserve">Henry Newbold </w:t>
+            </w:r>
+            <w:r>
+              <w:rPr>
+                <w:rFonts w:ascii="Calibri" w:hAnsi="Calibri"/>
+              </w:rPr>
+              <w:t xml:space="preserve">Hobday — intended Distribution Director. Prior FSP appointment history: </w:t>
             </w:r>
             <w:r>
               <w:rPr>
@@ -1557,7 +1593,21 @@
               <w:rPr>
                 <w:rFonts w:ascii="Calibri" w:hAnsi="Calibri"/>
               </w:rPr>
-              <w:t xml:space="preserve">the client’s segregated subaccount within BitWealth’s corporate VALR account or </w:t>
+              <w:t xml:space="preserve">the client’s segregated subaccount within </w:t>
+            </w:r>
+            <w:proofErr w:type="spellStart"/>
+            <w:r>
+              <w:rPr>
+                <w:rFonts w:ascii="Calibri" w:hAnsi="Calibri"/>
+              </w:rPr>
+              <w:t>BitWealth’s</w:t>
+            </w:r>
+            <w:proofErr w:type="spellEnd"/>
+            <w:r>
+              <w:rPr>
+                <w:rFonts w:ascii="Calibri" w:hAnsi="Calibri"/>
+              </w:rPr>
+              <w:t xml:space="preserve"> corporate VALR account or </w:t>
             </w:r>
             <w:r>
               <w:rPr>
@@ -3753,7 +3803,21 @@
                 <w:rFonts w:ascii="Calibri" w:hAnsi="Calibri"/>
               </w:rPr>
               <w:br/>
-              <w:t>• Non-resident professional/HNW investors via appropriate cross-border structures</w:t>
+              <w:t xml:space="preserve">• </w:t>
+            </w:r>
+            <w:proofErr w:type="gramStart"/>
+            <w:r>
+              <w:rPr>
+                <w:rFonts w:ascii="Calibri" w:hAnsi="Calibri"/>
+              </w:rPr>
+              <w:t>Non-resident</w:t>
+            </w:r>
+            <w:proofErr w:type="gramEnd"/>
+            <w:r>
+              <w:rPr>
+                <w:rFonts w:ascii="Calibri" w:hAnsi="Calibri"/>
+              </w:rPr>
+              <w:t xml:space="preserve"> professional/HNW investors via appropriate cross-border structures</w:t>
             </w:r>
             <w:r>
               <w:rPr>
@@ -5902,7 +5966,21 @@
                               <w:rPr>
                                 <w:u w:color="143038"/>
                               </w:rPr>
-                              <w:t>Stephen Robert Pratt  |  Nicola Anne Oates</w:t>
+                              <w:t xml:space="preserve">Stephen Robert </w:t>
+                            </w:r>
+                            <w:proofErr w:type="gramStart"/>
+                            <w:r>
+                              <w:rPr>
+                                <w:u w:color="143038"/>
+                              </w:rPr>
+                              <w:t>Pratt  |</w:t>
+                            </w:r>
+                            <w:proofErr w:type="gramEnd"/>
+                            <w:r>
+                              <w:rPr>
+                                <w:u w:color="143038"/>
+                              </w:rPr>
+                              <w:t xml:space="preserve">  Nicola Anne Oates</w:t>
                             </w:r>
                           </w:p>
                         </w:txbxContent>
@@ -6252,7 +6330,21 @@
                         <w:rPr>
                           <w:u w:color="143038"/>
                         </w:rPr>
-                        <w:t>Stephen Robert Pratt  |  Nicola Anne Oates</w:t>
+                        <w:t xml:space="preserve">Stephen Robert </w:t>
+                      </w:r>
+                      <w:proofErr w:type="gramStart"/>
+                      <w:r>
+                        <w:rPr>
+                          <w:u w:color="143038"/>
+                        </w:rPr>
+                        <w:t>Pratt  |</w:t>
+                      </w:r>
+                      <w:proofErr w:type="gramEnd"/>
+                      <w:r>
+                        <w:rPr>
+                          <w:u w:color="143038"/>
+                        </w:rPr>
+                        <w:t xml:space="preserve">  Nicola Anne Oates</w:t>
                       </w:r>
                     </w:p>
                   </w:txbxContent>
@@ -6558,7 +6650,21 @@
                               <w:rPr>
                                 <w:u w:color="143038"/>
                               </w:rPr>
-                              <w:t>Stephen Robert Pratt  |  Nicola Anne Oates</w:t>
+                              <w:t xml:space="preserve">Stephen Robert </w:t>
+                            </w:r>
+                            <w:proofErr w:type="gramStart"/>
+                            <w:r>
+                              <w:rPr>
+                                <w:u w:color="143038"/>
+                              </w:rPr>
+                              <w:t>Pratt  |</w:t>
+                            </w:r>
+                            <w:proofErr w:type="gramEnd"/>
+                            <w:r>
+                              <w:rPr>
+                                <w:u w:color="143038"/>
+                              </w:rPr>
+                              <w:t xml:space="preserve">  Nicola Anne Oates</w:t>
                             </w:r>
                           </w:p>
                         </w:txbxContent>
@@ -6942,7 +7048,21 @@
                         <w:rPr>
                           <w:u w:color="143038"/>
                         </w:rPr>
-                        <w:t>Stephen Robert Pratt  |  Nicola Anne Oates</w:t>
+                        <w:t xml:space="preserve">Stephen Robert </w:t>
+                      </w:r>
+                      <w:proofErr w:type="gramStart"/>
+                      <w:r>
+                        <w:rPr>
+                          <w:u w:color="143038"/>
+                        </w:rPr>
+                        <w:t>Pratt  |</w:t>
+                      </w:r>
+                      <w:proofErr w:type="gramEnd"/>
+                      <w:r>
+                        <w:rPr>
+                          <w:u w:color="143038"/>
+                        </w:rPr>
+                        <w:t xml:space="preserve">  Nicola Anne Oates</w:t>
                       </w:r>
                     </w:p>
                   </w:txbxContent>
@@ -10166,31 +10286,6 @@
 </file>
 
 <file path=customXml/item1.xml><?xml version="1.0" encoding="utf-8"?>
-<b:Sources xmlns:b="http://schemas.openxmlformats.org/officeDocument/2006/bibliography" xmlns="http://schemas.openxmlformats.org/officeDocument/2006/bibliography" SelectedStyle="\APASixthEditionOfficeOnline.xsl" StyleName="APA" Version="6"/>
-</file>
-
-<file path=customXml/item2.xml><?xml version="1.0" encoding="utf-8"?>
-<p:properties xmlns:p="http://schemas.microsoft.com/office/2006/metadata/properties" xmlns:xsi="http://www.w3.org/2001/XMLSchema-instance" xmlns:pc="http://schemas.microsoft.com/office/infopath/2007/PartnerControls">
-  <documentManagement>
-    <TaxCatchAll xmlns="db0f40ad-3eee-49b5-9a90-f29ee0476422" xsi:nil="true"/>
-    <lcf76f155ced4ddcb4097134ff3c332f xmlns="d8a06c88-b659-47c4-b906-299cd37b2484">
-      <Terms xmlns="http://schemas.microsoft.com/office/infopath/2007/PartnerControls"/>
-    </lcf76f155ced4ddcb4097134ff3c332f>
-    <DateTime xmlns="d8a06c88-b659-47c4-b906-299cd37b2484" xsi:nil="true"/>
-  </documentManagement>
-</p:properties>
-</file>
-
-<file path=customXml/item3.xml><?xml version="1.0" encoding="utf-8"?>
-<?mso-contentType ?>
-<FormTemplates xmlns="http://schemas.microsoft.com/sharepoint/v3/contenttype/forms">
-  <Display>DocumentLibraryForm</Display>
-  <Edit>DocumentLibraryForm</Edit>
-  <New>DocumentLibraryForm</New>
-</FormTemplates>
-</file>
-
-<file path=customXml/item4.xml><?xml version="1.0" encoding="utf-8"?>
 <ct:contentTypeSchema xmlns:ct="http://schemas.microsoft.com/office/2006/metadata/contentType" xmlns:ma="http://schemas.microsoft.com/office/2006/metadata/properties/metaAttributes" ct:_="" ma:_="" ma:contentTypeName="Document" ma:contentTypeID="0x010100DE8DBD87ACD01349BC59C2E3CD29D95C" ma:contentTypeVersion="16" ma:contentTypeDescription="Create a new document." ma:contentTypeScope="" ma:versionID="7365c1e82127f0c92afcc125a25fc9fa">
   <xsd:schema xmlns:xsd="http://www.w3.org/2001/XMLSchema" xmlns:xs="http://www.w3.org/2001/XMLSchema" xmlns:p="http://schemas.microsoft.com/office/2006/metadata/properties" xmlns:ns2="d8a06c88-b659-47c4-b906-299cd37b2484" xmlns:ns3="db0f40ad-3eee-49b5-9a90-f29ee0476422" targetNamespace="http://schemas.microsoft.com/office/2006/metadata/properties" ma:root="true" ma:fieldsID="caa254c30c5a31d8079b89864ec7f213" ns2:_="" ns3:_="">
     <xsd:import namespace="d8a06c88-b659-47c4-b906-299cd37b2484"/>
@@ -10431,34 +10526,32 @@
 </ct:contentTypeSchema>
 </file>
 
-<file path=customXml/itemProps1.xml><?xml version="1.0" encoding="utf-8"?>
-<ds:datastoreItem xmlns:ds="http://schemas.openxmlformats.org/officeDocument/2006/customXml" ds:itemID="{89DACE64-CE4D-438A-B49A-1DA19AE99225}">
-  <ds:schemaRefs>
-    <ds:schemaRef ds:uri="http://schemas.openxmlformats.org/officeDocument/2006/bibliography"/>
-  </ds:schemaRefs>
-</ds:datastoreItem>
+<file path=customXml/item2.xml><?xml version="1.0" encoding="utf-8"?>
+<b:Sources xmlns:b="http://schemas.openxmlformats.org/officeDocument/2006/bibliography" xmlns="http://schemas.openxmlformats.org/officeDocument/2006/bibliography" SelectedStyle="\APASixthEditionOfficeOnline.xsl" StyleName="APA" Version="6"/>
 </file>
 
-<file path=customXml/itemProps2.xml><?xml version="1.0" encoding="utf-8"?>
-<ds:datastoreItem xmlns:ds="http://schemas.openxmlformats.org/officeDocument/2006/customXml" ds:itemID="{712820B1-B8CE-453A-8449-13B8BDC4DAA9}">
-  <ds:schemaRefs>
-    <ds:schemaRef ds:uri="http://schemas.microsoft.com/office/2006/metadata/properties"/>
-    <ds:schemaRef ds:uri="http://schemas.microsoft.com/office/infopath/2007/PartnerControls"/>
-    <ds:schemaRef ds:uri="db0f40ad-3eee-49b5-9a90-f29ee0476422"/>
-    <ds:schemaRef ds:uri="d8a06c88-b659-47c4-b906-299cd37b2484"/>
-  </ds:schemaRefs>
-</ds:datastoreItem>
+<file path=customXml/item3.xml><?xml version="1.0" encoding="utf-8"?>
+<p:properties xmlns:p="http://schemas.microsoft.com/office/2006/metadata/properties" xmlns:xsi="http://www.w3.org/2001/XMLSchema-instance" xmlns:pc="http://schemas.microsoft.com/office/infopath/2007/PartnerControls">
+  <documentManagement>
+    <TaxCatchAll xmlns="db0f40ad-3eee-49b5-9a90-f29ee0476422" xsi:nil="true"/>
+    <lcf76f155ced4ddcb4097134ff3c332f xmlns="d8a06c88-b659-47c4-b906-299cd37b2484">
+      <Terms xmlns="http://schemas.microsoft.com/office/infopath/2007/PartnerControls"/>
+    </lcf76f155ced4ddcb4097134ff3c332f>
+    <DateTime xmlns="d8a06c88-b659-47c4-b906-299cd37b2484" xsi:nil="true"/>
+  </documentManagement>
+</p:properties>
 </file>
 
-<file path=customXml/itemProps3.xml><?xml version="1.0" encoding="utf-8"?>
-<ds:datastoreItem xmlns:ds="http://schemas.openxmlformats.org/officeDocument/2006/customXml" ds:itemID="{532FA4B3-1287-4CB0-99FC-2FB152472443}">
-  <ds:schemaRefs>
-    <ds:schemaRef ds:uri="http://schemas.microsoft.com/sharepoint/v3/contenttype/forms"/>
-  </ds:schemaRefs>
-</ds:datastoreItem>
+<file path=customXml/item4.xml><?xml version="1.0" encoding="utf-8"?>
+<?mso-contentType ?>
+<FormTemplates xmlns="http://schemas.microsoft.com/sharepoint/v3/contenttype/forms">
+  <Display>DocumentLibraryForm</Display>
+  <Edit>DocumentLibraryForm</Edit>
+  <New>DocumentLibraryForm</New>
+</FormTemplates>
 </file>
 
-<file path=customXml/itemProps4.xml><?xml version="1.0" encoding="utf-8"?>
+<file path=customXml/itemProps1.xml><?xml version="1.0" encoding="utf-8"?>
 <ds:datastoreItem xmlns:ds="http://schemas.openxmlformats.org/officeDocument/2006/customXml" ds:itemID="{FB71B460-E768-4A6B-9AF0-E21A0CF383E9}">
   <ds:schemaRefs>
     <ds:schemaRef ds:uri="http://schemas.microsoft.com/office/2006/metadata/contentType"/>
@@ -10475,4 +10568,31 @@
     <ds:schemaRef ds:uri="http://schemas.microsoft.com/internal/obd"/>
   </ds:schemaRefs>
 </ds:datastoreItem>
+</file>
+
+<file path=customXml/itemProps2.xml><?xml version="1.0" encoding="utf-8"?>
+<ds:datastoreItem xmlns:ds="http://schemas.openxmlformats.org/officeDocument/2006/customXml" ds:itemID="{89DACE64-CE4D-438A-B49A-1DA19AE99225}">
+  <ds:schemaRefs>
+    <ds:schemaRef ds:uri="http://schemas.openxmlformats.org/officeDocument/2006/bibliography"/>
+  </ds:schemaRefs>
+</ds:datastoreItem>
+</file>
+
+<file path=customXml/itemProps3.xml><?xml version="1.0" encoding="utf-8"?>
+<ds:datastoreItem xmlns:ds="http://schemas.openxmlformats.org/officeDocument/2006/customXml" ds:itemID="{712820B1-B8CE-453A-8449-13B8BDC4DAA9}">
+  <ds:schemaRefs>
+    <ds:schemaRef ds:uri="http://schemas.microsoft.com/office/2006/metadata/properties"/>
+    <ds:schemaRef ds:uri="http://schemas.microsoft.com/office/infopath/2007/PartnerControls"/>
+    <ds:schemaRef ds:uri="db0f40ad-3eee-49b5-9a90-f29ee0476422"/>
+    <ds:schemaRef ds:uri="d8a06c88-b659-47c4-b906-299cd37b2484"/>
+  </ds:schemaRefs>
+</ds:datastoreItem>
+</file>
+
+<file path=customXml/itemProps4.xml><?xml version="1.0" encoding="utf-8"?>
+<ds:datastoreItem xmlns:ds="http://schemas.openxmlformats.org/officeDocument/2006/customXml" ds:itemID="{532FA4B3-1287-4CB0-99FC-2FB152472443}">
+  <ds:schemaRefs>
+    <ds:schemaRef ds:uri="http://schemas.microsoft.com/sharepoint/v3/contenttype/forms"/>
+  </ds:schemaRefs>
+</ds:datastoreItem>
 </file>
--- a/docs/FSCA Compliance/CAEP Licensing - Preliminary Licensing Questionnaire v4.0 202605 - BitWealth Responses.docx
+++ b/docs/FSCA Compliance/CAEP Licensing - Preliminary Licensing Questionnaire v4.0 202605 - BitWealth Responses.docx
@@ -378,7 +378,6 @@
         <w:tc>
           <w:tcPr>
             <w:tcW w:w="5329" w:type="dxa"/>
-            <w:shd w:val="clear" w:color="auto" w:fill="FFF8E1"/>
           </w:tcPr>
           <w:p>
             <w:r>
@@ -404,7 +403,19 @@
               <w:rPr>
                 <w:rFonts w:ascii="Calibri" w:hAnsi="Calibri"/>
               </w:rPr>
-              <w:t>Hobday (intended appointment as Distribution Director, subject to formal agreement currently in progress) — responsible for client distribution</w:t>
+              <w:t xml:space="preserve">Hobday (intended appointment as </w:t>
+            </w:r>
+            <w:r>
+              <w:rPr>
+                <w:rFonts w:ascii="Calibri" w:hAnsi="Calibri"/>
+              </w:rPr>
+              <w:t xml:space="preserve">Sales &amp; </w:t>
+            </w:r>
+            <w:r>
+              <w:rPr>
+                <w:rFonts w:ascii="Calibri" w:hAnsi="Calibri"/>
+              </w:rPr>
+              <w:t>Distribution Director, subject to formal agreement currently in progress) — responsible for client distribution</w:t>
             </w:r>
             <w:r>
               <w:rPr>
@@ -416,21 +427,7 @@
               <w:rPr>
                 <w:rFonts w:ascii="Calibri" w:hAnsi="Calibri"/>
               </w:rPr>
-              <w:t xml:space="preserve"> lead generation. Qualifications and prior FSP history: </w:t>
-            </w:r>
-            <w:r>
-              <w:rPr>
-                <w:rFonts w:ascii="Calibri" w:hAnsi="Calibri"/>
-                <w:b/>
-                <w:color w:val="C00000"/>
-              </w:rPr>
-              <w:t>[NEED FROM YOU]</w:t>
-            </w:r>
-            <w:r>
-              <w:rPr>
-                <w:rFonts w:ascii="Calibri" w:hAnsi="Calibri"/>
-              </w:rPr>
-              <w:t xml:space="preserve"> — to be confirmed with Simon.</w:t>
+              <w:t xml:space="preserve"> lead generation.</w:t>
             </w:r>
             <w:r>
               <w:rPr>
@@ -618,20 +615,19 @@
                 <w:rFonts w:ascii="Calibri" w:hAnsi="Calibri"/>
               </w:rPr>
               <w:br/>
-              <w:t xml:space="preserve">• Reconciles fills, posts a full ledger, and computes daily NAV </w:t>
+              <w:t>• Reconciles fills, posts a full ledger, and computes daily NAV per client</w:t>
+            </w:r>
+            <w:r>
+              <w:rPr>
+                <w:rFonts w:ascii="Calibri" w:hAnsi="Calibri"/>
+              </w:rPr>
+              <w:br/>
             </w:r>
             <w:r>
               <w:rPr>
                 <w:rFonts w:ascii="Calibri" w:hAnsi="Calibri"/>
               </w:rPr>
               <w:lastRenderedPageBreak/>
-              <w:t>per client</w:t>
-            </w:r>
-            <w:r>
-              <w:rPr>
-                <w:rFonts w:ascii="Calibri" w:hAnsi="Calibri"/>
-              </w:rPr>
-              <w:br/>
               <w:t xml:space="preserve">• Sends client reporting and operational alerts; performance versus Standard DCA </w:t>
             </w:r>
             <w:r>
@@ -986,7 +982,19 @@
                 <w:rFonts w:ascii="Calibri" w:hAnsi="Calibri"/>
               </w:rPr>
               <w:br/>
-              <w:t>2. Simon Hobday — intended Distribution Director (subject to confirmation of the partnership agreement, anticipated within the next month)</w:t>
+              <w:t xml:space="preserve">2. </w:t>
+            </w:r>
+            <w:r>
+              <w:rPr>
+                <w:rFonts w:ascii="Calibri" w:hAnsi="Calibri"/>
+              </w:rPr>
+              <w:t>Simon Henry Newbold Hobday</w:t>
+            </w:r>
+            <w:r>
+              <w:rPr>
+                <w:rFonts w:ascii="Calibri" w:hAnsi="Calibri"/>
+              </w:rPr>
+              <w:t xml:space="preserve"> — intended Distribution Director (subject to confirmation of the partnership agreement, anticipated within the next month)</w:t>
             </w:r>
           </w:p>
         </w:tc>
@@ -1057,7 +1065,19 @@
               <w:rPr>
                 <w:rFonts w:ascii="Calibri" w:hAnsi="Calibri"/>
               </w:rPr>
-              <w:t>Yes — both appointees identified: Davin Harald Gaier (Founder) and Simon Hobday (intended Distribution Director, subject to formalising the partnership within the next month). Details for each provided in 8(a)–(c) below.</w:t>
+              <w:t xml:space="preserve">Yes — both appointees identified: Davin Harald Gaier (Founder) and </w:t>
+            </w:r>
+            <w:r>
+              <w:rPr>
+                <w:rFonts w:ascii="Calibri" w:hAnsi="Calibri"/>
+              </w:rPr>
+              <w:t>Simon Henry Newbold Hobday</w:t>
+            </w:r>
+            <w:r>
+              <w:rPr>
+                <w:rFonts w:ascii="Calibri" w:hAnsi="Calibri"/>
+              </w:rPr>
+              <w:t xml:space="preserve"> (intended Distribution Director, subject to formalising the partnership within the next month). Details for each provided in 8(a)–(c) below.</w:t>
             </w:r>
           </w:p>
         </w:tc>
@@ -1111,14 +1131,25 @@
         <w:tc>
           <w:tcPr>
             <w:tcW w:w="5329" w:type="dxa"/>
-            <w:shd w:val="clear" w:color="auto" w:fill="FFF8E1"/>
-          </w:tcPr>
-          <w:p>
-            <w:r>
-              <w:rPr>
-                <w:rFonts w:ascii="Calibri" w:hAnsi="Calibri"/>
-              </w:rPr>
-              <w:t>1. Davin Harald Gaier — Founder. No prior FSP appointments.</w:t>
+          </w:tcPr>
+          <w:p>
+            <w:r>
+              <w:rPr>
+                <w:rFonts w:ascii="Calibri" w:hAnsi="Calibri"/>
+              </w:rPr>
+              <w:t>1. Davin Harald Gaier</w:t>
+            </w:r>
+            <w:r>
+              <w:rPr>
+                <w:rFonts w:ascii="Calibri" w:hAnsi="Calibri"/>
+              </w:rPr>
+              <w:t>:</w:t>
+            </w:r>
+            <w:r>
+              <w:rPr>
+                <w:rFonts w:ascii="Calibri" w:hAnsi="Calibri"/>
+              </w:rPr>
+              <w:t xml:space="preserve"> No prior FSP appointments.</w:t>
             </w:r>
             <w:r>
               <w:rPr>
@@ -1137,21 +1168,25 @@
               <w:rPr>
                 <w:rFonts w:ascii="Calibri" w:hAnsi="Calibri"/>
               </w:rPr>
-              <w:t xml:space="preserve">Hobday — intended Distribution Director. Prior FSP appointment history: </w:t>
-            </w:r>
-            <w:r>
-              <w:rPr>
-                <w:rFonts w:ascii="Calibri" w:hAnsi="Calibri"/>
-                <w:b/>
-                <w:color w:val="C00000"/>
-              </w:rPr>
-              <w:t>[NEED FROM YOU]</w:t>
-            </w:r>
-            <w:r>
-              <w:rPr>
-                <w:rFonts w:ascii="Calibri" w:hAnsi="Calibri"/>
-              </w:rPr>
-              <w:t xml:space="preserve"> — to be confirmed with Simon.</w:t>
+              <w:t>Hobday</w:t>
+            </w:r>
+            <w:r>
+              <w:rPr>
+                <w:rFonts w:ascii="Calibri" w:hAnsi="Calibri"/>
+              </w:rPr>
+              <w:t>:</w:t>
+            </w:r>
+            <w:r>
+              <w:rPr>
+                <w:rFonts w:ascii="Calibri" w:hAnsi="Calibri"/>
+              </w:rPr>
+              <w:t xml:space="preserve"> Prior FSP appointment history: </w:t>
+            </w:r>
+            <w:r>
+              <w:rPr>
+                <w:rFonts w:ascii="Calibri" w:hAnsi="Calibri"/>
+              </w:rPr>
+              <w:t>RE1, and RE5.</w:t>
             </w:r>
             <w:r>
               <w:rPr>
@@ -1210,9 +1245,13 @@
         <w:tc>
           <w:tcPr>
             <w:tcW w:w="5329" w:type="dxa"/>
-            <w:shd w:val="clear" w:color="auto" w:fill="FFF8E1"/>
-          </w:tcPr>
-          <w:p>
+          </w:tcPr>
+          <w:p>
+            <w:pPr>
+              <w:rPr>
+                <w:rFonts w:ascii="Calibri" w:hAnsi="Calibri"/>
+              </w:rPr>
+            </w:pPr>
             <w:r>
               <w:rPr>
                 <w:rFonts w:ascii="Calibri" w:hAnsi="Calibri"/>
@@ -1238,13 +1277,14 @@
                 <w:rFonts w:ascii="Calibri" w:hAnsi="Calibri"/>
               </w:rPr>
               <w:br/>
+              <w:t xml:space="preserve">• RE5: not yet completed — willing to complete on CAEP's </w:t>
             </w:r>
             <w:r>
               <w:rPr>
                 <w:rFonts w:ascii="Calibri" w:hAnsi="Calibri"/>
               </w:rPr>
               <w:lastRenderedPageBreak/>
-              <w:t>• RE5: not yet completed — willing to complete on CAEP's recommended timeline before or shortly after appointment</w:t>
+              <w:t>recommended timeline before or shortly after appointment</w:t>
             </w:r>
             <w:r>
               <w:rPr>
@@ -1258,41 +1298,171 @@
                 <w:rFonts w:ascii="Calibri" w:hAnsi="Calibri"/>
               </w:rPr>
               <w:br/>
-              <w:t>• Professional designations: none</w:t>
-            </w:r>
-            <w:r>
-              <w:rPr>
-                <w:rFonts w:ascii="Calibri" w:hAnsi="Calibri"/>
-              </w:rPr>
-              <w:br/>
-            </w:r>
-            <w:r>
-              <w:rPr>
-                <w:rFonts w:ascii="Calibri" w:hAnsi="Calibri"/>
-              </w:rPr>
-              <w:br/>
-              <w:t>Simon Hobday — qualifications:</w:t>
-            </w:r>
-            <w:r>
-              <w:rPr>
-                <w:rFonts w:ascii="Calibri" w:hAnsi="Calibri"/>
-              </w:rPr>
-              <w:br/>
               <w:t xml:space="preserve">• </w:t>
             </w:r>
             <w:r>
               <w:rPr>
                 <w:rFonts w:ascii="Calibri" w:hAnsi="Calibri"/>
-                <w:b/>
-                <w:color w:val="C00000"/>
-              </w:rPr>
-              <w:t>[NEED FROM YOU]</w:t>
-            </w:r>
-            <w:r>
-              <w:rPr>
-                <w:rFonts w:ascii="Calibri" w:hAnsi="Calibri"/>
-              </w:rPr>
-              <w:t xml:space="preserve"> — to be confirmed with Simon (highest qualification, RE5 status, FAIS qualifications, years of relevant experience, designations)</w:t>
+              </w:rPr>
+              <w:t>Relevant p</w:t>
+            </w:r>
+            <w:r>
+              <w:rPr>
+                <w:rFonts w:ascii="Calibri" w:hAnsi="Calibri"/>
+              </w:rPr>
+              <w:t>rofessional designations: none</w:t>
+            </w:r>
+            <w:r>
+              <w:rPr>
+                <w:rFonts w:ascii="Calibri" w:hAnsi="Calibri"/>
+              </w:rPr>
+              <w:br/>
+            </w:r>
+            <w:r>
+              <w:rPr>
+                <w:rFonts w:ascii="Calibri" w:hAnsi="Calibri"/>
+              </w:rPr>
+              <w:br/>
+            </w:r>
+            <w:r>
+              <w:rPr>
+                <w:rFonts w:ascii="Calibri" w:hAnsi="Calibri"/>
+              </w:rPr>
+              <w:t>Simon Henry Newbold Hobday</w:t>
+            </w:r>
+            <w:r>
+              <w:rPr>
+                <w:rFonts w:ascii="Calibri" w:hAnsi="Calibri"/>
+              </w:rPr>
+              <w:t xml:space="preserve"> — qualifications:</w:t>
+            </w:r>
+            <w:r>
+              <w:rPr>
+                <w:rFonts w:ascii="Calibri" w:hAnsi="Calibri"/>
+              </w:rPr>
+              <w:br/>
+              <w:t xml:space="preserve">• </w:t>
+            </w:r>
+            <w:r>
+              <w:rPr>
+                <w:rFonts w:ascii="Calibri" w:hAnsi="Calibri"/>
+              </w:rPr>
+              <w:t>Registered Persons Examination</w:t>
+            </w:r>
+            <w:r>
+              <w:rPr>
+                <w:rFonts w:ascii="Calibri" w:hAnsi="Calibri"/>
+              </w:rPr>
+              <w:t>, JSE Registered Securities Trader, RE1, and RE5</w:t>
+            </w:r>
+            <w:r>
+              <w:rPr>
+                <w:rFonts w:ascii="Calibri" w:hAnsi="Calibri"/>
+              </w:rPr>
+              <w:t>.</w:t>
+            </w:r>
+          </w:p>
+          <w:p>
+            <w:pPr>
+              <w:rPr>
+                <w:rFonts w:ascii="Calibri" w:hAnsi="Calibri"/>
+              </w:rPr>
+            </w:pPr>
+            <w:r>
+              <w:rPr>
+                <w:rFonts w:ascii="Calibri" w:hAnsi="Calibri"/>
+              </w:rPr>
+              <w:t xml:space="preserve">• Industry experience: </w:t>
+            </w:r>
+            <w:r>
+              <w:rPr>
+                <w:rFonts w:ascii="Calibri" w:hAnsi="Calibri"/>
+              </w:rPr>
+              <w:t xml:space="preserve">30 </w:t>
+            </w:r>
+            <w:r>
+              <w:rPr>
+                <w:rFonts w:ascii="Calibri" w:hAnsi="Calibri"/>
+              </w:rPr>
+              <w:t xml:space="preserve">years of relevant experience </w:t>
+            </w:r>
+            <w:r>
+              <w:rPr>
+                <w:rFonts w:ascii="Calibri" w:hAnsi="Calibri"/>
+              </w:rPr>
+              <w:t>from equity trading to corporate finance</w:t>
+            </w:r>
+          </w:p>
+          <w:p>
+            <w:r>
+              <w:rPr>
+                <w:rFonts w:ascii="Calibri" w:hAnsi="Calibri"/>
+              </w:rPr>
+              <w:t>• Relevant p</w:t>
+            </w:r>
+            <w:r>
+              <w:rPr>
+                <w:rFonts w:ascii="Calibri" w:hAnsi="Calibri"/>
+              </w:rPr>
+              <w:t xml:space="preserve">rofessional designations: </w:t>
+            </w:r>
+            <w:r>
+              <w:rPr>
+                <w:rFonts w:ascii="Calibri" w:hAnsi="Calibri"/>
+              </w:rPr>
+              <w:t xml:space="preserve">Head of Trading at </w:t>
+            </w:r>
+            <w:proofErr w:type="spellStart"/>
+            <w:r>
+              <w:rPr>
+                <w:rFonts w:ascii="Calibri" w:hAnsi="Calibri"/>
+              </w:rPr>
+              <w:t>Sinayo</w:t>
+            </w:r>
+            <w:proofErr w:type="spellEnd"/>
+            <w:r>
+              <w:rPr>
+                <w:rFonts w:ascii="Calibri" w:hAnsi="Calibri"/>
+              </w:rPr>
+              <w:t xml:space="preserve"> Securities (PTY) Ltd</w:t>
+            </w:r>
+            <w:r>
+              <w:rPr>
+                <w:rFonts w:ascii="Calibri" w:hAnsi="Calibri"/>
+              </w:rPr>
+              <w:t xml:space="preserve">, </w:t>
+            </w:r>
+            <w:r>
+              <w:rPr>
+                <w:rFonts w:ascii="Calibri" w:hAnsi="Calibri"/>
+              </w:rPr>
+              <w:t xml:space="preserve">Head of Trading at </w:t>
+            </w:r>
+            <w:proofErr w:type="spellStart"/>
+            <w:r>
+              <w:rPr>
+                <w:rFonts w:ascii="Calibri" w:hAnsi="Calibri"/>
+              </w:rPr>
+              <w:t>Vunani</w:t>
+            </w:r>
+            <w:proofErr w:type="spellEnd"/>
+            <w:r>
+              <w:rPr>
+                <w:rFonts w:ascii="Calibri" w:hAnsi="Calibri"/>
+              </w:rPr>
+              <w:t xml:space="preserve"> Securities</w:t>
+            </w:r>
+            <w:r>
+              <w:rPr>
+                <w:rFonts w:ascii="Calibri" w:hAnsi="Calibri"/>
+              </w:rPr>
+              <w:t xml:space="preserve">, and </w:t>
+            </w:r>
+            <w:r>
+              <w:rPr>
+                <w:rFonts w:ascii="Calibri" w:hAnsi="Calibri"/>
+              </w:rPr>
+              <w:t>Equity Trader/Sales Trader at UBS Investment Banking Company</w:t>
             </w:r>
             <w:r>
               <w:rPr>
@@ -1341,9 +1511,13 @@
         <w:tc>
           <w:tcPr>
             <w:tcW w:w="5329" w:type="dxa"/>
-            <w:shd w:val="clear" w:color="auto" w:fill="FFF8E1"/>
-          </w:tcPr>
-          <w:p>
+          </w:tcPr>
+          <w:p>
+            <w:pPr>
+              <w:rPr>
+                <w:rFonts w:ascii="Calibri" w:hAnsi="Calibri"/>
+              </w:rPr>
+            </w:pPr>
             <w:r>
               <w:rPr>
                 <w:rFonts w:ascii="Calibri" w:hAnsi="Calibri"/>
@@ -1382,21 +1556,78 @@
                 <w:rFonts w:ascii="Calibri" w:hAnsi="Calibri"/>
               </w:rPr>
               <w:br/>
-              <w:t xml:space="preserve">Simon Hobday: </w:t>
-            </w:r>
-            <w:r>
-              <w:rPr>
-                <w:rFonts w:ascii="Calibri" w:hAnsi="Calibri"/>
-                <w:b/>
-                <w:color w:val="C00000"/>
-              </w:rPr>
-              <w:t>[NEED FROM YOU]</w:t>
-            </w:r>
-            <w:r>
-              <w:rPr>
-                <w:rFonts w:ascii="Calibri" w:hAnsi="Calibri"/>
-              </w:rPr>
-              <w:t xml:space="preserve"> — to be confirmed with Simon.</w:t>
+            </w:r>
+            <w:r>
+              <w:rPr>
+                <w:rFonts w:ascii="Calibri" w:hAnsi="Calibri"/>
+              </w:rPr>
+              <w:t>Simon Henry Newbold Hobday</w:t>
+            </w:r>
+            <w:r>
+              <w:rPr>
+                <w:rFonts w:ascii="Calibri" w:hAnsi="Calibri"/>
+              </w:rPr>
+              <w:t>:</w:t>
+            </w:r>
+          </w:p>
+          <w:p>
+            <w:r>
+              <w:rPr>
+                <w:rFonts w:ascii="Calibri" w:hAnsi="Calibri"/>
+              </w:rPr>
+              <w:t xml:space="preserve">• </w:t>
+            </w:r>
+            <w:r>
+              <w:rPr>
+                <w:rFonts w:ascii="Calibri" w:hAnsi="Calibri"/>
+              </w:rPr>
+              <w:t>Founder and Head of Sales at Silver Fox Research (P</w:t>
+            </w:r>
+            <w:r>
+              <w:rPr>
+                <w:rFonts w:ascii="Calibri" w:hAnsi="Calibri"/>
+              </w:rPr>
+              <w:t>ty</w:t>
+            </w:r>
+            <w:r>
+              <w:rPr>
+                <w:rFonts w:ascii="Calibri" w:hAnsi="Calibri"/>
+              </w:rPr>
+              <w:t>) Ltd</w:t>
+            </w:r>
+            <w:r>
+              <w:rPr>
+                <w:rFonts w:ascii="Calibri" w:hAnsi="Calibri"/>
+              </w:rPr>
+              <w:br/>
+              <w:t xml:space="preserve">• </w:t>
+            </w:r>
+            <w:r>
+              <w:rPr>
+                <w:rFonts w:ascii="Calibri" w:hAnsi="Calibri"/>
+              </w:rPr>
+              <w:t xml:space="preserve">Contracted to </w:t>
+            </w:r>
+            <w:proofErr w:type="spellStart"/>
+            <w:r>
+              <w:rPr>
+                <w:rFonts w:ascii="Calibri" w:hAnsi="Calibri"/>
+              </w:rPr>
+              <w:t>Vunani</w:t>
+            </w:r>
+            <w:proofErr w:type="spellEnd"/>
+            <w:r>
+              <w:rPr>
+                <w:rFonts w:ascii="Calibri" w:hAnsi="Calibri"/>
+              </w:rPr>
+              <w:t xml:space="preserve"> Securities (PTY) Ltd</w:t>
+            </w:r>
+            <w:r>
+              <w:rPr>
+                <w:rFonts w:ascii="Calibri" w:hAnsi="Calibri"/>
+              </w:rPr>
+              <w:br/>
+              <w:t>• Not appointed as a Representative of any other FSP</w:t>
             </w:r>
           </w:p>
         </w:tc>
@@ -1627,7 +1858,14 @@
                 <w:rFonts w:ascii="Calibri" w:hAnsi="Calibri"/>
               </w:rPr>
               <w:br/>
-              <w:t>• Reporting: daily NAV, monthly statements, real-time client portal access</w:t>
+              <w:t xml:space="preserve">• Reporting: daily NAV, monthly statements, real-time client </w:t>
+            </w:r>
+            <w:r>
+              <w:rPr>
+                <w:rFonts w:ascii="Calibri" w:hAnsi="Calibri"/>
+              </w:rPr>
+              <w:lastRenderedPageBreak/>
+              <w:t>portal access</w:t>
             </w:r>
             <w:r>
               <w:rPr>
@@ -2059,6 +2297,12 @@
                 <w:rFonts w:ascii="Calibri" w:hAnsi="Calibri"/>
               </w:rPr>
               <w:br/>
+            </w:r>
+            <w:r>
+              <w:rPr>
+                <w:rFonts w:ascii="Calibri" w:hAnsi="Calibri"/>
+              </w:rPr>
+              <w:lastRenderedPageBreak/>
               <w:t>• Client creates a dedicated sub-account for the BitWealth strategy</w:t>
             </w:r>
             <w:r>
@@ -2066,14 +2310,7 @@
                 <w:rFonts w:ascii="Calibri" w:hAnsi="Calibri"/>
               </w:rPr>
               <w:br/>
-              <w:t>• Client funds the sub-account in ZAR; BitWealth purchases/sells BTC on the client's behalf within that sub-</w:t>
-            </w:r>
-            <w:r>
-              <w:rPr>
-                <w:rFonts w:ascii="Calibri" w:hAnsi="Calibri"/>
-              </w:rPr>
-              <w:lastRenderedPageBreak/>
-              <w:t>account in line with the daily strategy signal</w:t>
+              <w:t>• Client funds the sub-account in ZAR; BitWealth purchases/sells BTC on the client's behalf within that sub-account in line with the daily strategy signal</w:t>
             </w:r>
             <w:r>
               <w:rPr>
@@ -2422,6 +2659,12 @@
                 <w:rFonts w:ascii="Calibri" w:hAnsi="Calibri"/>
               </w:rPr>
               <w:br/>
+            </w:r>
+            <w:r>
+              <w:rPr>
+                <w:rFonts w:ascii="Calibri" w:hAnsi="Calibri"/>
+              </w:rPr>
+              <w:lastRenderedPageBreak/>
               <w:t>Measurement framework (computed daily and reported to clients):</w:t>
             </w:r>
             <w:r>
@@ -2436,14 +2679,7 @@
                 <w:rFonts w:ascii="Calibri" w:hAnsi="Calibri"/>
               </w:rPr>
               <w:br/>
-              <w:t xml:space="preserve">• Time-Weighted Return (TWR) and Money-Weighted Return </w:t>
-            </w:r>
-            <w:r>
-              <w:rPr>
-                <w:rFonts w:ascii="Calibri" w:hAnsi="Calibri"/>
-              </w:rPr>
-              <w:lastRenderedPageBreak/>
-              <w:t>(MWR)</w:t>
+              <w:t>• Time-Weighted Return (TWR) and Money-Weighted Return (MWR)</w:t>
             </w:r>
             <w:r>
               <w:rPr>
@@ -2792,7 +3028,14 @@
                 <w:rFonts w:ascii="Calibri" w:hAnsi="Calibri"/>
               </w:rPr>
               <w:br/>
-              <w:t>6. Management and performance fees: BitWealth invoices the client (or, by client authority, deducts via VALR's sub-account fee mechanism) — to be confirmed against CAEP's preferred fee-collection model.</w:t>
+              <w:t xml:space="preserve">6. Management and performance fees: BitWealth invoices the client (or, by client authority, deducts via VALR's sub-account </w:t>
+            </w:r>
+            <w:r>
+              <w:rPr>
+                <w:rFonts w:ascii="Calibri" w:hAnsi="Calibri"/>
+              </w:rPr>
+              <w:lastRenderedPageBreak/>
+              <w:t>fee mechanism) — to be confirmed against CAEP's preferred fee-collection model.</w:t>
             </w:r>
             <w:r>
               <w:rPr>
@@ -2811,7 +3054,6 @@
               <w:rPr>
                 <w:rFonts w:ascii="Calibri" w:hAnsi="Calibri"/>
               </w:rPr>
-              <w:lastRenderedPageBreak/>
               <w:br/>
               <w:t>BitWealth at no point receives, holds, pools or has withdrawal authority over client cash or crypto.</w:t>
             </w:r>
@@ -3261,7 +3503,19 @@
               <w:rPr>
                 <w:rFonts w:ascii="Calibri" w:hAnsi="Calibri"/>
               </w:rPr>
-              <w:t>A distribution arrangement with Simon Hobday is in progress and is anticipated to be formalised within the next month. Once formalised, Simon will operate as an appointed Representative under CAEP/BitWealth (preferred structure) rather than as a separate introducer, so that all client-facing activity sits within the regulated perimeter.</w:t>
+              <w:t xml:space="preserve">A distribution arrangement with </w:t>
+            </w:r>
+            <w:r>
+              <w:rPr>
+                <w:rFonts w:ascii="Calibri" w:hAnsi="Calibri"/>
+              </w:rPr>
+              <w:t>Simon Henry Newbold Hobday</w:t>
+            </w:r>
+            <w:r>
+              <w:rPr>
+                <w:rFonts w:ascii="Calibri" w:hAnsi="Calibri"/>
+              </w:rPr>
+              <w:t xml:space="preserve"> is in progress and is anticipated to be formalised within the next month. Once formalised, Simon will operate as an appointed Representative under CAEP/BitWealth (preferred structure) rather than as a separate introducer, so that all client-facing activity sits within the regulated perimeter.</w:t>
             </w:r>
             <w:r>
               <w:rPr>
@@ -3287,6 +3541,12 @@
                 <w:rFonts w:ascii="Calibri" w:hAnsi="Calibri"/>
               </w:rPr>
               <w:br/>
+            </w:r>
+            <w:r>
+              <w:rPr>
+                <w:rFonts w:ascii="Calibri" w:hAnsi="Calibri"/>
+              </w:rPr>
+              <w:lastRenderedPageBreak/>
               <w:t>The Simon arrangement will be structured to comply with FAIS conflict-of-interest and remuneration rules, and disclosed to clients in line with CAEP's standard framework.</w:t>
             </w:r>
           </w:p>
@@ -3309,6 +3569,7 @@
                 <w:color w:val="143038" w:themeColor="text1"/>
                 <w:szCs w:val="20"/>
               </w:rPr>
+              <w:lastRenderedPageBreak/>
               <w:t>18.</w:t>
             </w:r>
           </w:p>
@@ -3356,12 +3617,6 @@
                 <w:rFonts w:ascii="Calibri" w:hAnsi="Calibri"/>
               </w:rPr>
               <w:br/>
-            </w:r>
-            <w:r>
-              <w:rPr>
-                <w:rFonts w:ascii="Calibri" w:hAnsi="Calibri"/>
-              </w:rPr>
-              <w:lastRenderedPageBreak/>
               <w:t>For completeness:</w:t>
             </w:r>
             <w:r>
@@ -3419,7 +3674,6 @@
                 <w:color w:val="143038" w:themeColor="text1"/>
                 <w:szCs w:val="20"/>
               </w:rPr>
-              <w:lastRenderedPageBreak/>
               <w:t>19.</w:t>
             </w:r>
           </w:p>
@@ -3460,7 +3714,19 @@
               <w:rPr>
                 <w:rFonts w:ascii="Calibri" w:hAnsi="Calibri"/>
               </w:rPr>
-              <w:t>None known, for both Davin Harald Gaier and Simon Hobday:</w:t>
+              <w:t xml:space="preserve">None known, for both Davin Harald Gaier and </w:t>
+            </w:r>
+            <w:r>
+              <w:rPr>
+                <w:rFonts w:ascii="Calibri" w:hAnsi="Calibri"/>
+              </w:rPr>
+              <w:t>Simon Henry Newbold Hobday</w:t>
+            </w:r>
+            <w:r>
+              <w:rPr>
+                <w:rFonts w:ascii="Calibri" w:hAnsi="Calibri"/>
+              </w:rPr>
+              <w:t>:</w:t>
             </w:r>
             <w:r>
               <w:rPr>
@@ -3829,6 +4095,7 @@
               <w:rPr>
                 <w:rFonts w:ascii="Calibri" w:hAnsi="Calibri"/>
               </w:rPr>
+              <w:lastRenderedPageBreak/>
               <w:br/>
               <w:t>All non-SA marketing or active solicitation would be raised with CAEP for regulatory review before any activity commences.</w:t>
             </w:r>
@@ -3870,6 +4137,7 @@
               <w:rPr>
                 <w:color w:val="143038"/>
               </w:rPr>
+              <w:lastRenderedPageBreak/>
               <w:t>24.</w:t>
             </w:r>
           </w:p>
@@ -3905,14 +4173,7 @@
               <w:rPr>
                 <w:color w:val="143038"/>
               </w:rPr>
-              <w:t xml:space="preserve"> will you source clients/leads (e.g., referrals, in-</w:t>
-            </w:r>
-            <w:r>
-              <w:rPr>
-                <w:color w:val="143038"/>
-              </w:rPr>
-              <w:lastRenderedPageBreak/>
-              <w:t>house sales, digital marketing, call centre, introducers, tied arrangements, corporate partnerships)? Describe your sales journey from lead to onboarding.</w:t>
+              <w:t xml:space="preserve"> will you source clients/leads (e.g., referrals, in-house sales, digital marketing, call centre, introducers, tied arrangements, corporate partnerships)? Describe your sales journey from lead to onboarding.</w:t>
             </w:r>
           </w:p>
           <w:p/>
@@ -3934,7 +4195,6 @@
               <w:rPr>
                 <w:rFonts w:ascii="Calibri" w:hAnsi="Calibri"/>
               </w:rPr>
-              <w:lastRenderedPageBreak/>
               <w:t>Distribution model:</w:t>
             </w:r>
             <w:r>
@@ -3948,12 +4208,6 @@
                 <w:rFonts w:ascii="Calibri" w:hAnsi="Calibri"/>
               </w:rPr>
               <w:br/>
-            </w:r>
-            <w:r>
-              <w:rPr>
-                <w:rFonts w:ascii="Calibri" w:hAnsi="Calibri"/>
-              </w:rPr>
-              <w:lastRenderedPageBreak/>
               <w:t>1. Founder's direct network — initial pilot users and HNW introductions (Months 1–6)</w:t>
             </w:r>
             <w:r>
@@ -4084,7 +4338,6 @@
               <w:rPr>
                 <w:color w:val="143038"/>
               </w:rPr>
-              <w:lastRenderedPageBreak/>
               <w:t>25.</w:t>
             </w:r>
           </w:p>
@@ -4197,7 +4450,14 @@
                 <w:rFonts w:ascii="Calibri" w:hAnsi="Calibri"/>
               </w:rPr>
               <w:br/>
-              <w:t>Already in place: VALR (corporate + sub-account model), CryptoQuant, Supabase, Resend, Netlify. Introductions welcomed for (a) audit firm with crypto-asset experience, (b) PI insurance broker familiar with discretionary FSPs and crypto managers, (c) FAIS / RE5 training provider, and (d) any other specialist providers CAEP recommends for a regulated digital-asset manager.</w:t>
+              <w:t xml:space="preserve">Already in place: VALR (corporate + sub-account model), CryptoQuant, Supabase, Resend, Netlify. Introductions welcomed for (a) audit firm with crypto-asset experience, (b) PI insurance broker familiar with discretionary FSPs and crypto managers, (c) FAIS / RE5 training provider, and (d) any other </w:t>
+            </w:r>
+            <w:r>
+              <w:rPr>
+                <w:rFonts w:ascii="Calibri" w:hAnsi="Calibri"/>
+              </w:rPr>
+              <w:lastRenderedPageBreak/>
+              <w:t>specialist providers CAEP recommends for a regulated digital-asset manager.</w:t>
             </w:r>
           </w:p>
         </w:tc>
@@ -4237,6 +4497,7 @@
               <w:rPr>
                 <w:color w:val="143038"/>
               </w:rPr>
+              <w:lastRenderedPageBreak/>
               <w:t>26.</w:t>
             </w:r>
           </w:p>
@@ -4308,12 +4569,6 @@
                 <w:rFonts w:ascii="Calibri" w:hAnsi="Calibri"/>
               </w:rPr>
               <w:br/>
-            </w:r>
-            <w:r>
-              <w:rPr>
-                <w:rFonts w:ascii="Calibri" w:hAnsi="Calibri"/>
-              </w:rPr>
-              <w:lastRenderedPageBreak/>
               <w:t>2. Performance fee: 15% – 20% of outperformance versus the Standard DCA benchmark, measured on a per-client high-water-mark basis and crystallised quarterly or annually (final structure to be agreed with CAEP)</w:t>
             </w:r>
             <w:r>
@@ -4414,7 +4669,6 @@
               <w:rPr>
                 <w:color w:val="143038"/>
               </w:rPr>
-              <w:lastRenderedPageBreak/>
               <w:t>27.</w:t>
             </w:r>
           </w:p>
@@ -4536,6 +4790,7 @@
               <w:rPr>
                 <w:color w:val="143038"/>
               </w:rPr>
+              <w:lastRenderedPageBreak/>
               <w:t>28.</w:t>
             </w:r>
           </w:p>
@@ -4645,12 +4900,6 @@
                 <w:rFonts w:ascii="Calibri" w:hAnsi="Calibri"/>
               </w:rPr>
               <w:br/>
-            </w:r>
-            <w:r>
-              <w:rPr>
-                <w:rFonts w:ascii="Calibri" w:hAnsi="Calibri"/>
-              </w:rPr>
-              <w:lastRenderedPageBreak/>
               <w:t>• On-chain data — CryptoQuant</w:t>
             </w:r>
             <w:r>
@@ -4711,7 +4960,6 @@
               <w:rPr>
                 <w:color w:val="143038"/>
               </w:rPr>
-              <w:lastRenderedPageBreak/>
               <w:t>29.</w:t>
             </w:r>
           </w:p>
@@ -4903,6 +5151,12 @@
                 <w:rFonts w:ascii="Calibri" w:hAnsi="Calibri"/>
               </w:rPr>
               <w:br/>
+            </w:r>
+            <w:r>
+              <w:rPr>
+                <w:rFonts w:ascii="Calibri" w:hAnsi="Calibri"/>
+              </w:rPr>
+              <w:lastRenderedPageBreak/>
               <w:t>• Business continuity / disaster recovery plan</w:t>
             </w:r>
             <w:r>
@@ -4951,6 +5205,7 @@
               <w:rPr>
                 <w:color w:val="143038"/>
               </w:rPr>
+              <w:lastRenderedPageBreak/>
               <w:t>30.</w:t>
             </w:r>
           </w:p>
@@ -5048,14 +5303,7 @@
                 <w:rFonts w:ascii="Calibri" w:hAnsi="Calibri"/>
               </w:rPr>
               <w:br/>
-              <w:t xml:space="preserve">• Pipeline orchestration via pg_cron (scheduled jobs at 03:00 </w:t>
-            </w:r>
-            <w:r>
-              <w:rPr>
-                <w:rFonts w:ascii="Calibri" w:hAnsi="Calibri"/>
-              </w:rPr>
-              <w:lastRenderedPageBreak/>
-              <w:t>UTC and 30-min guards)</w:t>
+              <w:t>• Pipeline orchestration via pg_cron (scheduled jobs at 03:00 UTC and 30-min guards)</w:t>
             </w:r>
             <w:r>
               <w:rPr>
@@ -5259,7 +5507,6 @@
               <w:rPr>
                 <w:color w:val="143038"/>
               </w:rPr>
-              <w:lastRenderedPageBreak/>
               <w:t>31.</w:t>
             </w:r>
           </w:p>
@@ -5321,6 +5568,12 @@
                 <w:rFonts w:ascii="Calibri" w:hAnsi="Calibri"/>
               </w:rPr>
               <w:br/>
+            </w:r>
+            <w:r>
+              <w:rPr>
+                <w:rFonts w:ascii="Calibri" w:hAnsi="Calibri"/>
+              </w:rPr>
+              <w:lastRenderedPageBreak/>
               <w:t>• Online onboarding: KYC document upload, FICA verification handoff, digital mandate signing</w:t>
             </w:r>
             <w:r>
@@ -5342,12 +5595,6 @@
                 <w:rFonts w:ascii="Calibri" w:hAnsi="Calibri"/>
               </w:rPr>
               <w:br/>
-            </w:r>
-            <w:r>
-              <w:rPr>
-                <w:rFonts w:ascii="Calibri" w:hAnsi="Calibri"/>
-              </w:rPr>
-              <w:lastRenderedPageBreak/>
               <w:t>• Daily digital reporting: real-time portal access to NAV, holdings, performance vs Standard DCA benchmark, transaction history</w:t>
             </w:r>
             <w:r>
@@ -5565,6 +5812,12 @@
                 <w:rFonts w:ascii="Calibri" w:hAnsi="Calibri"/>
               </w:rPr>
               <w:br/>
+            </w:r>
+            <w:r>
+              <w:rPr>
+                <w:rFonts w:ascii="Calibri" w:hAnsi="Calibri"/>
+              </w:rPr>
+              <w:lastRenderedPageBreak/>
               <w:t>8. Introductions — audit firm, accounting firm (if needed), and any specialist service providers relevant to a regulated digital-asset manager</w:t>
             </w:r>
           </w:p>
@@ -5606,6 +5859,7 @@
               <w:rPr>
                 <w:color w:val="143038"/>
               </w:rPr>
+              <w:lastRenderedPageBreak/>
               <w:t>36.</w:t>
             </w:r>
           </w:p>
@@ -5694,21 +5948,26 @@
                 <w:rFonts w:ascii="Calibri" w:hAnsi="Calibri"/>
               </w:rPr>
               <w:br/>
-              <w:t xml:space="preserve">• Fit-and-proper documentation for both appointees and any </w:t>
-            </w:r>
-            <w:r>
-              <w:rPr>
-                <w:rFonts w:ascii="Calibri" w:hAnsi="Calibri"/>
-              </w:rPr>
-              <w:lastRenderedPageBreak/>
-              <w:t>qualification gap-fill (e.g. RE5)</w:t>
-            </w:r>
-            <w:r>
-              <w:rPr>
-                <w:rFonts w:ascii="Calibri" w:hAnsi="Calibri"/>
-              </w:rPr>
-              <w:br/>
-              <w:t>• Formalise the Simon Hobday appointment as Distribution Director (anticipated within the next month)</w:t>
+              <w:t>• Fit-and-proper documentation for both appointees and any qualification gap-fill (e.g. RE5)</w:t>
+            </w:r>
+            <w:r>
+              <w:rPr>
+                <w:rFonts w:ascii="Calibri" w:hAnsi="Calibri"/>
+              </w:rPr>
+              <w:br/>
+              <w:t xml:space="preserve">• Formalise the </w:t>
+            </w:r>
+            <w:r>
+              <w:rPr>
+                <w:rFonts w:ascii="Calibri" w:hAnsi="Calibri"/>
+              </w:rPr>
+              <w:t>Simon Henry Newbold Hobday</w:t>
+            </w:r>
+            <w:r>
+              <w:rPr>
+                <w:rFonts w:ascii="Calibri" w:hAnsi="Calibri"/>
+              </w:rPr>
+              <w:t xml:space="preserve"> appointment as Distribution Director (anticipated within the next month)</w:t>
             </w:r>
             <w:r>
               <w:rPr>
@@ -9649,7 +9908,6 @@
   <w:style w:type="character" w:default="1" w:styleId="DefaultParagraphFont">
     <w:name w:val="Default Paragraph Font"/>
     <w:uiPriority w:val="1"/>
-    <w:semiHidden/>
     <w:unhideWhenUsed/>
   </w:style>
   <w:style w:type="table" w:default="1" w:styleId="TableNormal">
